--- a/CDIFCodelistImplementationGuide.docx
+++ b/CDIFCodelistImplementationGuide.docx
@@ -1213,12 +1213,12 @@
       <w:pPr>
         <w:pStyle w:val="Heading1"/>
       </w:pPr>
-      <w:bookmarkStart w:id="0" w:name="introduction"/>
-      <w:bookmarkStart w:id="1" w:name="_Toc227919763"/>
+      <w:bookmarkStart w:id="0" w:name="_Toc227919763"/>
+      <w:bookmarkStart w:id="1" w:name="introduction"/>
       <w:r>
         <w:t>Introduction</w:t>
       </w:r>
-      <w:bookmarkEnd w:id="1"/>
+      <w:bookmarkEnd w:id="0"/>
     </w:p>
     <w:p>
       <w:pPr>
@@ -1260,205 +1260,254 @@
     </w:p>
     <w:p>
       <w:pPr>
+        <w:pStyle w:val="BodyText"/>
+      </w:pPr>
+    </w:p>
+    <w:p>
+      <w:pPr>
+        <w:pStyle w:val="BodyText"/>
+        <w:rPr>
+          <w:color w:val="FF0000"/>
+        </w:rPr>
+      </w:pPr>
+      <w:r>
+        <w:rPr>
+          <w:color w:val="FF0000"/>
+        </w:rPr>
+        <w:t>**** notation is required, not repeatable; this is the string that appears in data</w:t>
+      </w:r>
+      <w:r>
+        <w:rPr>
+          <w:color w:val="FF0000"/>
+        </w:rPr>
+        <w:t xml:space="preserve">. Codes represent some concept; if different codes are used for the same concepts </w:t>
+      </w:r>
+      <w:r>
+        <w:rPr>
+          <w:color w:val="FF0000"/>
+        </w:rPr>
+        <w:t xml:space="preserve">you have a </w:t>
+      </w:r>
+      <w:r>
+        <w:rPr>
+          <w:color w:val="FF0000"/>
+        </w:rPr>
+        <w:lastRenderedPageBreak/>
+        <w:t>different codelist. Use skos match properties to map between different codelists for the same concepts.</w:t>
+      </w:r>
+      <w:r>
+        <w:rPr>
+          <w:color w:val="FF0000"/>
+        </w:rPr>
+        <w:t xml:space="preserve"> </w:t>
+      </w:r>
+      <w:r>
+        <w:rPr>
+          <w:color w:val="FF0000"/>
+        </w:rPr>
+        <w:t>****</w:t>
+      </w:r>
+    </w:p>
+    <w:p>
+      <w:pPr>
         <w:pStyle w:val="Heading1"/>
       </w:pPr>
-      <w:bookmarkStart w:id="2" w:name="namespaces"/>
-      <w:bookmarkStart w:id="3" w:name="_Toc227919764"/>
-      <w:bookmarkEnd w:id="0"/>
-      <w:r>
-        <w:lastRenderedPageBreak/>
+      <w:bookmarkStart w:id="2" w:name="_Toc227919764"/>
+      <w:bookmarkStart w:id="3" w:name="namespaces"/>
+      <w:bookmarkEnd w:id="1"/>
+      <w:r>
         <w:t>Namespaces</w:t>
       </w:r>
+      <w:bookmarkEnd w:id="2"/>
+    </w:p>
+    <w:p>
+      <w:pPr>
+        <w:pStyle w:val="SourceCode"/>
+      </w:pPr>
+      <w:r>
+        <w:rPr>
+          <w:rStyle w:val="ErrorTok"/>
+        </w:rPr>
+        <w:t>"@context":</w:t>
+      </w:r>
+      <w:r>
+        <w:rPr>
+          <w:rStyle w:val="NormalTok"/>
+        </w:rPr>
+        <w:t xml:space="preserve"> </w:t>
+      </w:r>
+      <w:r>
+        <w:rPr>
+          <w:rStyle w:val="FunctionTok"/>
+        </w:rPr>
+        <w:t>{</w:t>
+      </w:r>
+      <w:r>
+        <w:br/>
+      </w:r>
+      <w:r>
+        <w:rPr>
+          <w:rStyle w:val="NormalTok"/>
+        </w:rPr>
+        <w:t xml:space="preserve">  </w:t>
+      </w:r>
+      <w:r>
+        <w:rPr>
+          <w:rStyle w:val="DataTypeTok"/>
+        </w:rPr>
+        <w:t>"skos"</w:t>
+      </w:r>
+      <w:r>
+        <w:rPr>
+          <w:rStyle w:val="FunctionTok"/>
+        </w:rPr>
+        <w:t>:</w:t>
+      </w:r>
+      <w:r>
+        <w:rPr>
+          <w:rStyle w:val="NormalTok"/>
+        </w:rPr>
+        <w:t xml:space="preserve"> </w:t>
+      </w:r>
+      <w:r>
+        <w:rPr>
+          <w:rStyle w:val="StringTok"/>
+        </w:rPr>
+        <w:t>"http://www.w3.org/2004/02/skos/core#"</w:t>
+      </w:r>
+      <w:r>
+        <w:rPr>
+          <w:rStyle w:val="FunctionTok"/>
+        </w:rPr>
+        <w:t>,</w:t>
+      </w:r>
+      <w:r>
+        <w:br/>
+      </w:r>
+      <w:r>
+        <w:rPr>
+          <w:rStyle w:val="NormalTok"/>
+        </w:rPr>
+        <w:t xml:space="preserve">  </w:t>
+      </w:r>
+      <w:r>
+        <w:rPr>
+          <w:rStyle w:val="DataTypeTok"/>
+        </w:rPr>
+        <w:t>"schema"</w:t>
+      </w:r>
+      <w:r>
+        <w:rPr>
+          <w:rStyle w:val="FunctionTok"/>
+        </w:rPr>
+        <w:t>:</w:t>
+      </w:r>
+      <w:r>
+        <w:rPr>
+          <w:rStyle w:val="NormalTok"/>
+        </w:rPr>
+        <w:t xml:space="preserve"> </w:t>
+      </w:r>
+      <w:r>
+        <w:rPr>
+          <w:rStyle w:val="StringTok"/>
+        </w:rPr>
+        <w:t>"http://schema.org/"</w:t>
+      </w:r>
+      <w:r>
+        <w:rPr>
+          <w:rStyle w:val="FunctionTok"/>
+        </w:rPr>
+        <w:t>,</w:t>
+      </w:r>
+      <w:r>
+        <w:br/>
+      </w:r>
+      <w:r>
+        <w:rPr>
+          <w:rStyle w:val="NormalTok"/>
+        </w:rPr>
+        <w:t xml:space="preserve">  </w:t>
+      </w:r>
+      <w:r>
+        <w:rPr>
+          <w:rStyle w:val="DataTypeTok"/>
+        </w:rPr>
+        <w:t>"dcterms"</w:t>
+      </w:r>
+      <w:r>
+        <w:rPr>
+          <w:rStyle w:val="FunctionTok"/>
+        </w:rPr>
+        <w:t>:</w:t>
+      </w:r>
+      <w:r>
+        <w:rPr>
+          <w:rStyle w:val="NormalTok"/>
+        </w:rPr>
+        <w:t xml:space="preserve"> </w:t>
+      </w:r>
+      <w:r>
+        <w:rPr>
+          <w:rStyle w:val="StringTok"/>
+        </w:rPr>
+        <w:t>"http://purl.org/dc/terms/"</w:t>
+      </w:r>
+      <w:r>
+        <w:br/>
+      </w:r>
+      <w:r>
+        <w:rPr>
+          <w:rStyle w:val="FunctionTok"/>
+        </w:rPr>
+        <w:t>}</w:t>
+      </w:r>
+    </w:p>
+    <w:p>
+      <w:pPr>
+        <w:pStyle w:val="FirstParagraph"/>
+      </w:pPr>
+      <w:r>
+        <w:t xml:space="preserve">Additional namespace prefixes may be included for concept URIs (e.g., </w:t>
+      </w:r>
+      <w:r>
+        <w:rPr>
+          <w:rStyle w:val="VerbatimChar"/>
+        </w:rPr>
+        <w:t>"sf": "https://w3id.org/isample/vocabulary/sampledfeature/"</w:t>
+      </w:r>
+      <w:r>
+        <w:t>).</w:t>
+      </w:r>
+    </w:p>
+    <w:p>
+      <w:pPr>
+        <w:pStyle w:val="Heading1"/>
+      </w:pPr>
+      <w:bookmarkStart w:id="4" w:name="_Toc227919765"/>
+      <w:bookmarkStart w:id="5" w:name="model"/>
       <w:bookmarkEnd w:id="3"/>
-    </w:p>
-    <w:p>
-      <w:pPr>
-        <w:pStyle w:val="SourceCode"/>
-      </w:pPr>
-      <w:r>
-        <w:rPr>
-          <w:rStyle w:val="ErrorTok"/>
-        </w:rPr>
-        <w:t>"@context":</w:t>
-      </w:r>
-      <w:r>
-        <w:rPr>
-          <w:rStyle w:val="NormalTok"/>
-        </w:rPr>
-        <w:t xml:space="preserve"> </w:t>
-      </w:r>
-      <w:r>
-        <w:rPr>
-          <w:rStyle w:val="FunctionTok"/>
-        </w:rPr>
-        <w:t>{</w:t>
-      </w:r>
-      <w:r>
-        <w:br/>
-      </w:r>
-      <w:r>
-        <w:rPr>
-          <w:rStyle w:val="NormalTok"/>
-        </w:rPr>
-        <w:t xml:space="preserve">  </w:t>
-      </w:r>
-      <w:r>
-        <w:rPr>
-          <w:rStyle w:val="DataTypeTok"/>
-        </w:rPr>
-        <w:t>"skos"</w:t>
-      </w:r>
-      <w:r>
-        <w:rPr>
-          <w:rStyle w:val="FunctionTok"/>
-        </w:rPr>
-        <w:t>:</w:t>
-      </w:r>
-      <w:r>
-        <w:rPr>
-          <w:rStyle w:val="NormalTok"/>
-        </w:rPr>
-        <w:t xml:space="preserve"> </w:t>
-      </w:r>
-      <w:r>
-        <w:rPr>
-          <w:rStyle w:val="StringTok"/>
-        </w:rPr>
-        <w:t>"http://www.w3.org/2004/02/skos/core#"</w:t>
-      </w:r>
-      <w:r>
-        <w:rPr>
-          <w:rStyle w:val="FunctionTok"/>
-        </w:rPr>
-        <w:t>,</w:t>
-      </w:r>
-      <w:r>
-        <w:br/>
-      </w:r>
-      <w:r>
-        <w:rPr>
-          <w:rStyle w:val="NormalTok"/>
-        </w:rPr>
-        <w:t xml:space="preserve">  </w:t>
-      </w:r>
-      <w:r>
-        <w:rPr>
-          <w:rStyle w:val="DataTypeTok"/>
-        </w:rPr>
-        <w:t>"schema"</w:t>
-      </w:r>
-      <w:r>
-        <w:rPr>
-          <w:rStyle w:val="FunctionTok"/>
-        </w:rPr>
-        <w:t>:</w:t>
-      </w:r>
-      <w:r>
-        <w:rPr>
-          <w:rStyle w:val="NormalTok"/>
-        </w:rPr>
-        <w:t xml:space="preserve"> </w:t>
-      </w:r>
-      <w:r>
-        <w:rPr>
-          <w:rStyle w:val="StringTok"/>
-        </w:rPr>
-        <w:t>"http://schema.org/"</w:t>
-      </w:r>
-      <w:r>
-        <w:rPr>
-          <w:rStyle w:val="FunctionTok"/>
-        </w:rPr>
-        <w:t>,</w:t>
-      </w:r>
-      <w:r>
-        <w:br/>
-      </w:r>
-      <w:r>
-        <w:rPr>
-          <w:rStyle w:val="NormalTok"/>
-        </w:rPr>
-        <w:t xml:space="preserve">  </w:t>
-      </w:r>
-      <w:r>
-        <w:rPr>
-          <w:rStyle w:val="DataTypeTok"/>
-        </w:rPr>
-        <w:t>"dcterms"</w:t>
-      </w:r>
-      <w:r>
-        <w:rPr>
-          <w:rStyle w:val="FunctionTok"/>
-        </w:rPr>
-        <w:t>:</w:t>
-      </w:r>
-      <w:r>
-        <w:rPr>
-          <w:rStyle w:val="NormalTok"/>
-        </w:rPr>
-        <w:t xml:space="preserve"> </w:t>
-      </w:r>
-      <w:r>
-        <w:rPr>
-          <w:rStyle w:val="StringTok"/>
-        </w:rPr>
-        <w:t>"http://purl.org/dc/terms/"</w:t>
-      </w:r>
-      <w:r>
-        <w:br/>
-      </w:r>
-      <w:r>
-        <w:rPr>
-          <w:rStyle w:val="FunctionTok"/>
-        </w:rPr>
-        <w:t>}</w:t>
-      </w:r>
+      <w:r>
+        <w:t>Model</w:t>
+      </w:r>
+      <w:bookmarkEnd w:id="4"/>
+    </w:p>
+    <w:p>
+      <w:pPr>
+        <w:pStyle w:val="Heading2"/>
+      </w:pPr>
+      <w:bookmarkStart w:id="6" w:name="_Toc227919766"/>
+      <w:bookmarkStart w:id="7" w:name="sec-conceptscheme"/>
+      <w:r>
+        <w:t>ConceptScheme</w:t>
+      </w:r>
+      <w:bookmarkEnd w:id="6"/>
     </w:p>
     <w:p>
       <w:pPr>
         <w:pStyle w:val="FirstParagraph"/>
       </w:pPr>
       <w:r>
-        <w:t xml:space="preserve">Additional namespace prefixes may be included for concept URIs (e.g., </w:t>
-      </w:r>
-      <w:r>
-        <w:rPr>
-          <w:rStyle w:val="VerbatimChar"/>
-        </w:rPr>
-        <w:t>"sf": "https://w3id.org/isample/vocabulary/sampledfeature/"</w:t>
-      </w:r>
-      <w:r>
-        <w:t>).</w:t>
-      </w:r>
-    </w:p>
-    <w:p>
-      <w:pPr>
-        <w:pStyle w:val="Heading1"/>
-      </w:pPr>
-      <w:bookmarkStart w:id="4" w:name="model"/>
-      <w:bookmarkStart w:id="5" w:name="_Toc227919765"/>
-      <w:bookmarkEnd w:id="2"/>
-      <w:r>
-        <w:t>Model</w:t>
-      </w:r>
-      <w:bookmarkEnd w:id="5"/>
-    </w:p>
-    <w:p>
-      <w:pPr>
-        <w:pStyle w:val="Heading2"/>
-      </w:pPr>
-      <w:bookmarkStart w:id="6" w:name="sec-conceptscheme"/>
-      <w:bookmarkStart w:id="7" w:name="_Toc227919766"/>
-      <w:r>
-        <w:t>ConceptScheme</w:t>
-      </w:r>
-      <w:bookmarkEnd w:id="7"/>
-    </w:p>
-    <w:p>
-      <w:pPr>
-        <w:pStyle w:val="FirstParagraph"/>
-      </w:pPr>
-      <w:r>
         <w:t>The root object representing the controlled vocabulary or classification scheme.</w:t>
       </w:r>
     </w:p>
@@ -1466,12 +1515,12 @@
       <w:pPr>
         <w:pStyle w:val="Heading3"/>
       </w:pPr>
-      <w:bookmarkStart w:id="8" w:name="required-properties"/>
-      <w:bookmarkStart w:id="9" w:name="_Toc227919767"/>
+      <w:bookmarkStart w:id="8" w:name="_Toc227919767"/>
+      <w:bookmarkStart w:id="9" w:name="required-properties"/>
       <w:r>
         <w:t>Required Properties</w:t>
       </w:r>
-      <w:bookmarkEnd w:id="9"/>
+      <w:bookmarkEnd w:id="8"/>
     </w:p>
     <w:p>
       <w:pPr>
@@ -1791,6 +1840,7 @@
         <w:rPr>
           <w:color w:val="EE0000"/>
         </w:rPr>
+        <w:lastRenderedPageBreak/>
         <w:t>schema:identifier</w:t>
       </w:r>
     </w:p>
@@ -1820,7 +1870,6 @@
           <w:b/>
           <w:bCs/>
         </w:rPr>
-        <w:lastRenderedPageBreak/>
         <w:t>Content:</w:t>
       </w:r>
       <w:r>
@@ -2090,14 +2139,14 @@
       <w:pPr>
         <w:pStyle w:val="Heading3"/>
       </w:pPr>
-      <w:bookmarkStart w:id="18" w:name="optional-properties"/>
-      <w:bookmarkStart w:id="19" w:name="_Toc227919768"/>
-      <w:bookmarkEnd w:id="8"/>
+      <w:bookmarkStart w:id="18" w:name="_Toc227919768"/>
+      <w:bookmarkStart w:id="19" w:name="optional-properties"/>
+      <w:bookmarkEnd w:id="9"/>
       <w:bookmarkEnd w:id="17"/>
       <w:r>
         <w:t>Optional Properties</w:t>
       </w:r>
-      <w:bookmarkEnd w:id="19"/>
+      <w:bookmarkEnd w:id="18"/>
     </w:p>
     <w:p>
       <w:pPr>
@@ -2368,6 +2417,7 @@
       <w:bookmarkStart w:id="24" w:name="skoshiddenlabel"/>
       <w:bookmarkEnd w:id="23"/>
       <w:r>
+        <w:lastRenderedPageBreak/>
         <w:t>skos:hiddenLabel</w:t>
       </w:r>
     </w:p>
@@ -2397,7 +2447,6 @@
           <w:b/>
           <w:bCs/>
         </w:rPr>
-        <w:lastRenderedPageBreak/>
         <w:t>Content:</w:t>
       </w:r>
       <w:r>
@@ -2966,6 +3015,7 @@
           <w:b/>
           <w:bCs/>
         </w:rPr>
+        <w:lastRenderedPageBreak/>
         <w:t>Description:</w:t>
       </w:r>
       <w:r>
@@ -2988,7 +3038,6 @@
       <w:bookmarkStart w:id="33" w:name="dctermscreated"/>
       <w:bookmarkEnd w:id="32"/>
       <w:r>
-        <w:lastRenderedPageBreak/>
         <w:t>dcterms:created</w:t>
       </w:r>
     </w:p>
@@ -3102,10 +3151,10 @@
       <w:pPr>
         <w:pStyle w:val="Heading2"/>
       </w:pPr>
-      <w:bookmarkStart w:id="35" w:name="sec-cdifcodelistconcept"/>
-      <w:bookmarkStart w:id="36" w:name="_Toc227919769"/>
-      <w:bookmarkEnd w:id="6"/>
-      <w:bookmarkEnd w:id="18"/>
+      <w:bookmarkStart w:id="35" w:name="_Toc227919769"/>
+      <w:bookmarkStart w:id="36" w:name="sec-cdifcodelistconcept"/>
+      <w:bookmarkEnd w:id="7"/>
+      <w:bookmarkEnd w:id="19"/>
       <w:bookmarkEnd w:id="34"/>
       <w:r>
         <w:t>Cdif</w:t>
@@ -3122,7 +3171,7 @@
       <w:r>
         <w:t>Concept</w:t>
       </w:r>
-      <w:bookmarkEnd w:id="36"/>
+      <w:bookmarkEnd w:id="35"/>
     </w:p>
     <w:p>
       <w:pPr>
@@ -3136,12 +3185,12 @@
       <w:pPr>
         <w:pStyle w:val="Heading3"/>
       </w:pPr>
-      <w:bookmarkStart w:id="37" w:name="required-properties-1"/>
-      <w:bookmarkStart w:id="38" w:name="_Toc227919770"/>
+      <w:bookmarkStart w:id="37" w:name="_Toc227919770"/>
+      <w:bookmarkStart w:id="38" w:name="required-properties-1"/>
       <w:r>
         <w:t>Required Properties</w:t>
       </w:r>
-      <w:bookmarkEnd w:id="38"/>
+      <w:bookmarkEnd w:id="37"/>
     </w:p>
     <w:p>
       <w:pPr>
@@ -3509,6 +3558,7 @@
           <w:b/>
           <w:bCs/>
         </w:rPr>
+        <w:lastRenderedPageBreak/>
         <w:t>Description:</w:t>
       </w:r>
       <w:r>
@@ -3525,7 +3575,6 @@
         <w:rPr>
           <w:color w:val="EE0000"/>
         </w:rPr>
-        <w:lastRenderedPageBreak/>
         <w:t>skos:broader</w:t>
       </w:r>
     </w:p>
@@ -3619,14 +3668,14 @@
       <w:pPr>
         <w:pStyle w:val="Heading3"/>
       </w:pPr>
-      <w:bookmarkStart w:id="45" w:name="optional-properties-1"/>
-      <w:bookmarkStart w:id="46" w:name="_Toc227919771"/>
-      <w:bookmarkEnd w:id="37"/>
+      <w:bookmarkStart w:id="45" w:name="_Toc227919771"/>
+      <w:bookmarkStart w:id="46" w:name="optional-properties-1"/>
+      <w:bookmarkEnd w:id="38"/>
       <w:bookmarkEnd w:id="44"/>
       <w:r>
         <w:t>Optional Properties</w:t>
       </w:r>
-      <w:bookmarkEnd w:id="46"/>
+      <w:bookmarkEnd w:id="45"/>
     </w:p>
     <w:p>
       <w:pPr>
@@ -4063,6 +4112,7 @@
       <w:bookmarkStart w:id="53" w:name="skoshistorynote-1"/>
       <w:bookmarkEnd w:id="52"/>
       <w:r>
+        <w:lastRenderedPageBreak/>
         <w:t>skos:historyNote</w:t>
       </w:r>
     </w:p>
@@ -4119,7 +4169,6 @@
           <w:b/>
           <w:bCs/>
         </w:rPr>
-        <w:lastRenderedPageBreak/>
         <w:t>Description:</w:t>
       </w:r>
       <w:r>
@@ -4630,6 +4679,7 @@
       <w:bookmarkStart w:id="62" w:name="skosrelatedmatch"/>
       <w:bookmarkEnd w:id="61"/>
       <w:r>
+        <w:lastRenderedPageBreak/>
         <w:t>skos:relatedMatch</w:t>
       </w:r>
     </w:p>
@@ -4675,7 +4725,6 @@
           <w:b/>
           <w:bCs/>
         </w:rPr>
-        <w:lastRenderedPageBreak/>
         <w:t>Description:</w:t>
       </w:r>
       <w:r>
@@ -4755,26 +4804,26 @@
       <w:pPr>
         <w:pStyle w:val="Heading2"/>
       </w:pPr>
-      <w:bookmarkStart w:id="64" w:name="data-types"/>
-      <w:bookmarkStart w:id="65" w:name="_Toc227919772"/>
-      <w:bookmarkEnd w:id="35"/>
-      <w:bookmarkEnd w:id="45"/>
+      <w:bookmarkStart w:id="64" w:name="_Toc227919772"/>
+      <w:bookmarkStart w:id="65" w:name="data-types"/>
+      <w:bookmarkEnd w:id="36"/>
+      <w:bookmarkEnd w:id="46"/>
       <w:bookmarkEnd w:id="63"/>
       <w:r>
         <w:t>Data Types</w:t>
       </w:r>
-      <w:bookmarkEnd w:id="65"/>
+      <w:bookmarkEnd w:id="64"/>
     </w:p>
     <w:p>
       <w:pPr>
         <w:pStyle w:val="Heading3"/>
       </w:pPr>
-      <w:bookmarkStart w:id="66" w:name="sec-languagetaggedvalue"/>
-      <w:bookmarkStart w:id="67" w:name="_Toc227919773"/>
+      <w:bookmarkStart w:id="66" w:name="_Toc227919773"/>
+      <w:bookmarkStart w:id="67" w:name="sec-languagetaggedvalue"/>
       <w:r>
         <w:t>LanguageTaggedValue</w:t>
       </w:r>
-      <w:bookmarkEnd w:id="67"/>
+      <w:bookmarkEnd w:id="66"/>
     </w:p>
     <w:p>
       <w:pPr>
@@ -5022,30 +5071,100 @@
       <w:pPr>
         <w:pStyle w:val="Heading3"/>
       </w:pPr>
-      <w:bookmarkStart w:id="70" w:name="sec-objectreference"/>
-      <w:bookmarkStart w:id="71" w:name="_Toc227919774"/>
-      <w:bookmarkEnd w:id="66"/>
+      <w:bookmarkStart w:id="70" w:name="_Toc227919774"/>
+      <w:bookmarkStart w:id="71" w:name="sec-objectreference"/>
+      <w:bookmarkEnd w:id="67"/>
       <w:bookmarkEnd w:id="69"/>
       <w:r>
         <w:t>Object Reference</w:t>
       </w:r>
+      <w:bookmarkEnd w:id="70"/>
+    </w:p>
+    <w:p>
+      <w:pPr>
+        <w:pStyle w:val="FirstParagraph"/>
+      </w:pPr>
+      <w:r>
+        <w:t xml:space="preserve">A reference to another node by its </w:t>
+      </w:r>
+      <w:r>
+        <w:rPr>
+          <w:rStyle w:val="VerbatimChar"/>
+        </w:rPr>
+        <w:t>@id</w:t>
+      </w:r>
+      <w:r>
+        <w:t>, used for linking to concepts or schemes defined elsewhere in the graph or externally.</w:t>
+      </w:r>
+    </w:p>
+    <w:p>
+      <w:pPr>
+        <w:pStyle w:val="SourceCode"/>
+      </w:pPr>
+      <w:r>
+        <w:rPr>
+          <w:rStyle w:val="FunctionTok"/>
+        </w:rPr>
+        <w:t>{</w:t>
+      </w:r>
+      <w:r>
+        <w:rPr>
+          <w:rStyle w:val="DataTypeTok"/>
+        </w:rPr>
+        <w:t>"@id"</w:t>
+      </w:r>
+      <w:r>
+        <w:rPr>
+          <w:rStyle w:val="FunctionTok"/>
+        </w:rPr>
+        <w:t>:</w:t>
+      </w:r>
+      <w:r>
+        <w:rPr>
+          <w:rStyle w:val="NormalTok"/>
+        </w:rPr>
+        <w:t xml:space="preserve"> </w:t>
+      </w:r>
+      <w:r>
+        <w:rPr>
+          <w:rStyle w:val="StringTok"/>
+        </w:rPr>
+        <w:t>"https://w3id.org/isample/vocabulary/sampledfeature/anysampledfeature"</w:t>
+      </w:r>
+      <w:r>
+        <w:rPr>
+          <w:rStyle w:val="FunctionTok"/>
+        </w:rPr>
+        <w:t>}</w:t>
+      </w:r>
+    </w:p>
+    <w:p>
+      <w:pPr>
+        <w:pStyle w:val="Heading3"/>
+      </w:pPr>
+      <w:bookmarkStart w:id="72" w:name="_Toc227919775"/>
+      <w:bookmarkStart w:id="73" w:name="sec-propertyvalue"/>
       <w:bookmarkEnd w:id="71"/>
+      <w:r>
+        <w:t>PropertyValue (for schema:identifier)</w:t>
+      </w:r>
+      <w:bookmarkEnd w:id="72"/>
     </w:p>
     <w:p>
       <w:pPr>
         <w:pStyle w:val="FirstParagraph"/>
       </w:pPr>
       <w:r>
-        <w:t xml:space="preserve">A reference to another node by its </w:t>
+        <w:t xml:space="preserve">When the identifier is not a simple resolvable URI, use </w:t>
       </w:r>
       <w:r>
         <w:rPr>
           <w:rStyle w:val="VerbatimChar"/>
         </w:rPr>
-        <w:t>@id</w:t>
-      </w:r>
-      <w:r>
-        <w:t>, used for linking to concepts or schemes defined elsewhere in the graph or externally.</w:t>
+        <w:t>schema:PropertyValue</w:t>
+      </w:r>
+      <w:r>
+        <w:t>:</w:t>
       </w:r>
     </w:p>
     <w:p>
@@ -5059,10 +5178,19 @@
         <w:t>{</w:t>
       </w:r>
       <w:r>
+        <w:br/>
+      </w:r>
+      <w:r>
+        <w:rPr>
+          <w:rStyle w:val="NormalTok"/>
+        </w:rPr>
+        <w:t xml:space="preserve">  </w:t>
+      </w:r>
+      <w:r>
         <w:rPr>
           <w:rStyle w:val="DataTypeTok"/>
         </w:rPr>
-        <w:t>"@id"</w:t>
+        <w:t>"@type"</w:t>
       </w:r>
       <w:r>
         <w:rPr>
@@ -5078,241 +5206,162 @@
       </w:r>
       <w:r>
         <w:rPr>
+          <w:rStyle w:val="OtherTok"/>
+        </w:rPr>
+        <w:t>[</w:t>
+      </w:r>
+      <w:r>
+        <w:rPr>
           <w:rStyle w:val="StringTok"/>
         </w:rPr>
-        <w:t>"https://w3id.org/isample/vocabulary/sampledfeature/anysampledfeature"</w:t>
+        <w:t>"schema:PropertyValue"</w:t>
+      </w:r>
+      <w:r>
+        <w:rPr>
+          <w:rStyle w:val="OtherTok"/>
+        </w:rPr>
+        <w:t>]</w:t>
       </w:r>
       <w:r>
         <w:rPr>
           <w:rStyle w:val="FunctionTok"/>
         </w:rPr>
+        <w:t>,</w:t>
+      </w:r>
+      <w:r>
+        <w:br/>
+      </w:r>
+      <w:r>
+        <w:rPr>
+          <w:rStyle w:val="NormalTok"/>
+        </w:rPr>
+        <w:t xml:space="preserve">  </w:t>
+      </w:r>
+      <w:r>
+        <w:rPr>
+          <w:rStyle w:val="DataTypeTok"/>
+        </w:rPr>
+        <w:t>"schema:propertyID"</w:t>
+      </w:r>
+      <w:r>
+        <w:rPr>
+          <w:rStyle w:val="FunctionTok"/>
+        </w:rPr>
+        <w:t>:</w:t>
+      </w:r>
+      <w:r>
+        <w:rPr>
+          <w:rStyle w:val="NormalTok"/>
+        </w:rPr>
+        <w:t xml:space="preserve"> </w:t>
+      </w:r>
+      <w:r>
+        <w:rPr>
+          <w:rStyle w:val="StringTok"/>
+        </w:rPr>
+        <w:t>"https://registry.identifiers.org/registry/doi"</w:t>
+      </w:r>
+      <w:r>
+        <w:rPr>
+          <w:rStyle w:val="FunctionTok"/>
+        </w:rPr>
+        <w:t>,</w:t>
+      </w:r>
+      <w:r>
+        <w:br/>
+      </w:r>
+      <w:r>
+        <w:rPr>
+          <w:rStyle w:val="NormalTok"/>
+        </w:rPr>
+        <w:t xml:space="preserve">  </w:t>
+      </w:r>
+      <w:r>
+        <w:rPr>
+          <w:rStyle w:val="DataTypeTok"/>
+        </w:rPr>
+        <w:t>"schema:value"</w:t>
+      </w:r>
+      <w:r>
+        <w:rPr>
+          <w:rStyle w:val="FunctionTok"/>
+        </w:rPr>
+        <w:t>:</w:t>
+      </w:r>
+      <w:r>
+        <w:rPr>
+          <w:rStyle w:val="NormalTok"/>
+        </w:rPr>
+        <w:t xml:space="preserve"> </w:t>
+      </w:r>
+      <w:r>
+        <w:rPr>
+          <w:rStyle w:val="StringTok"/>
+        </w:rPr>
+        <w:t>"10.5683/SP2/TTJNIU"</w:t>
+      </w:r>
+      <w:r>
+        <w:rPr>
+          <w:rStyle w:val="FunctionTok"/>
+        </w:rPr>
+        <w:t>,</w:t>
+      </w:r>
+      <w:r>
+        <w:br/>
+      </w:r>
+      <w:r>
+        <w:rPr>
+          <w:rStyle w:val="NormalTok"/>
+        </w:rPr>
+        <w:t xml:space="preserve">  </w:t>
+      </w:r>
+      <w:r>
+        <w:rPr>
+          <w:rStyle w:val="DataTypeTok"/>
+        </w:rPr>
+        <w:t>"schema:url"</w:t>
+      </w:r>
+      <w:r>
+        <w:rPr>
+          <w:rStyle w:val="FunctionTok"/>
+        </w:rPr>
+        <w:t>:</w:t>
+      </w:r>
+      <w:r>
+        <w:rPr>
+          <w:rStyle w:val="NormalTok"/>
+        </w:rPr>
+        <w:t xml:space="preserve"> </w:t>
+      </w:r>
+      <w:r>
+        <w:rPr>
+          <w:rStyle w:val="StringTok"/>
+        </w:rPr>
+        <w:t>"https://doi.org/10.5683/SP2/TTJNIU"</w:t>
+      </w:r>
+      <w:r>
+        <w:br/>
+      </w:r>
+      <w:r>
+        <w:rPr>
+          <w:rStyle w:val="FunctionTok"/>
+        </w:rPr>
         <w:t>}</w:t>
       </w:r>
     </w:p>
     <w:p>
       <w:pPr>
-        <w:pStyle w:val="Heading3"/>
-      </w:pPr>
-      <w:bookmarkStart w:id="72" w:name="sec-propertyvalue"/>
-      <w:bookmarkStart w:id="73" w:name="_Toc227919775"/>
-      <w:bookmarkEnd w:id="70"/>
-      <w:r>
-        <w:t>PropertyValue (for schema:identifier)</w:t>
-      </w:r>
+        <w:pStyle w:val="Heading1"/>
+      </w:pPr>
+      <w:bookmarkStart w:id="74" w:name="_Toc227919776"/>
+      <w:bookmarkStart w:id="75" w:name="bidirectional-hierarchy"/>
+      <w:bookmarkEnd w:id="5"/>
+      <w:bookmarkEnd w:id="65"/>
       <w:bookmarkEnd w:id="73"/>
-    </w:p>
-    <w:p>
-      <w:pPr>
-        <w:pStyle w:val="FirstParagraph"/>
-      </w:pPr>
-      <w:r>
-        <w:t xml:space="preserve">When the identifier is not a simple resolvable URI, use </w:t>
-      </w:r>
-      <w:r>
-        <w:rPr>
-          <w:rStyle w:val="VerbatimChar"/>
-        </w:rPr>
-        <w:t>schema:PropertyValue</w:t>
-      </w:r>
-      <w:r>
-        <w:t>:</w:t>
-      </w:r>
-    </w:p>
-    <w:p>
-      <w:pPr>
-        <w:pStyle w:val="SourceCode"/>
-      </w:pPr>
-      <w:r>
-        <w:rPr>
-          <w:rStyle w:val="FunctionTok"/>
-        </w:rPr>
-        <w:t>{</w:t>
-      </w:r>
-      <w:r>
-        <w:br/>
-      </w:r>
-      <w:r>
-        <w:rPr>
-          <w:rStyle w:val="NormalTok"/>
-        </w:rPr>
-        <w:t xml:space="preserve">  </w:t>
-      </w:r>
-      <w:r>
-        <w:rPr>
-          <w:rStyle w:val="DataTypeTok"/>
-        </w:rPr>
-        <w:t>"@type"</w:t>
-      </w:r>
-      <w:r>
-        <w:rPr>
-          <w:rStyle w:val="FunctionTok"/>
-        </w:rPr>
-        <w:t>:</w:t>
-      </w:r>
-      <w:r>
-        <w:rPr>
-          <w:rStyle w:val="NormalTok"/>
-        </w:rPr>
-        <w:t xml:space="preserve"> </w:t>
-      </w:r>
-      <w:r>
-        <w:rPr>
-          <w:rStyle w:val="OtherTok"/>
-        </w:rPr>
-        <w:t>[</w:t>
-      </w:r>
-      <w:r>
-        <w:rPr>
-          <w:rStyle w:val="StringTok"/>
-        </w:rPr>
-        <w:t>"schema:PropertyValue"</w:t>
-      </w:r>
-      <w:r>
-        <w:rPr>
-          <w:rStyle w:val="OtherTok"/>
-        </w:rPr>
-        <w:t>]</w:t>
-      </w:r>
-      <w:r>
-        <w:rPr>
-          <w:rStyle w:val="FunctionTok"/>
-        </w:rPr>
-        <w:t>,</w:t>
-      </w:r>
-      <w:r>
-        <w:br/>
-      </w:r>
-      <w:r>
-        <w:rPr>
-          <w:rStyle w:val="NormalTok"/>
-        </w:rPr>
-        <w:t xml:space="preserve">  </w:t>
-      </w:r>
-      <w:r>
-        <w:rPr>
-          <w:rStyle w:val="DataTypeTok"/>
-        </w:rPr>
-        <w:t>"schema:propertyID"</w:t>
-      </w:r>
-      <w:r>
-        <w:rPr>
-          <w:rStyle w:val="FunctionTok"/>
-        </w:rPr>
-        <w:t>:</w:t>
-      </w:r>
-      <w:r>
-        <w:rPr>
-          <w:rStyle w:val="NormalTok"/>
-        </w:rPr>
-        <w:t xml:space="preserve"> </w:t>
-      </w:r>
-      <w:r>
-        <w:rPr>
-          <w:rStyle w:val="StringTok"/>
-        </w:rPr>
-        <w:t>"https://registry.identifiers.org/registry/doi"</w:t>
-      </w:r>
-      <w:r>
-        <w:rPr>
-          <w:rStyle w:val="FunctionTok"/>
-        </w:rPr>
-        <w:t>,</w:t>
-      </w:r>
-      <w:r>
-        <w:br/>
-      </w:r>
-      <w:r>
-        <w:rPr>
-          <w:rStyle w:val="NormalTok"/>
-        </w:rPr>
-        <w:t xml:space="preserve">  </w:t>
-      </w:r>
-      <w:r>
-        <w:rPr>
-          <w:rStyle w:val="DataTypeTok"/>
-        </w:rPr>
-        <w:t>"schema:value"</w:t>
-      </w:r>
-      <w:r>
-        <w:rPr>
-          <w:rStyle w:val="FunctionTok"/>
-        </w:rPr>
-        <w:t>:</w:t>
-      </w:r>
-      <w:r>
-        <w:rPr>
-          <w:rStyle w:val="NormalTok"/>
-        </w:rPr>
-        <w:t xml:space="preserve"> </w:t>
-      </w:r>
-      <w:r>
-        <w:rPr>
-          <w:rStyle w:val="StringTok"/>
-        </w:rPr>
-        <w:t>"10.5683/SP2/TTJNIU"</w:t>
-      </w:r>
-      <w:r>
-        <w:rPr>
-          <w:rStyle w:val="FunctionTok"/>
-        </w:rPr>
-        <w:t>,</w:t>
-      </w:r>
-      <w:r>
-        <w:br/>
-      </w:r>
-      <w:r>
-        <w:rPr>
-          <w:rStyle w:val="NormalTok"/>
-        </w:rPr>
-        <w:t xml:space="preserve">  </w:t>
-      </w:r>
-      <w:r>
-        <w:rPr>
-          <w:rStyle w:val="DataTypeTok"/>
-        </w:rPr>
-        <w:t>"schema:url"</w:t>
-      </w:r>
-      <w:r>
-        <w:rPr>
-          <w:rStyle w:val="FunctionTok"/>
-        </w:rPr>
-        <w:t>:</w:t>
-      </w:r>
-      <w:r>
-        <w:rPr>
-          <w:rStyle w:val="NormalTok"/>
-        </w:rPr>
-        <w:t xml:space="preserve"> </w:t>
-      </w:r>
-      <w:r>
-        <w:rPr>
-          <w:rStyle w:val="StringTok"/>
-        </w:rPr>
-        <w:t>"https://doi.org/10.5683/SP2/TTJNIU"</w:t>
-      </w:r>
-      <w:r>
-        <w:br/>
-      </w:r>
-      <w:r>
-        <w:rPr>
-          <w:rStyle w:val="FunctionTok"/>
-        </w:rPr>
-        <w:t>}</w:t>
-      </w:r>
-    </w:p>
-    <w:p>
-      <w:pPr>
-        <w:pStyle w:val="Heading1"/>
-      </w:pPr>
-      <w:bookmarkStart w:id="74" w:name="bidirectional-hierarchy"/>
-      <w:bookmarkStart w:id="75" w:name="_Toc227919776"/>
-      <w:bookmarkEnd w:id="4"/>
-      <w:bookmarkEnd w:id="64"/>
-      <w:bookmarkEnd w:id="72"/>
       <w:r>
         <w:t>Bidirectional Hierarchy</w:t>
       </w:r>
-      <w:bookmarkEnd w:id="75"/>
+      <w:bookmarkEnd w:id="74"/>
     </w:p>
     <w:p>
       <w:pPr>
@@ -5335,6 +5384,7 @@
           <w:b/>
           <w:bCs/>
         </w:rPr>
+        <w:lastRenderedPageBreak/>
         <w:t>skos:narrower</w:t>
       </w:r>
       <w:r>
@@ -5372,7 +5422,6 @@
           <w:b/>
           <w:bCs/>
         </w:rPr>
-        <w:lastRenderedPageBreak/>
         <w:t>skos:broader</w:t>
       </w:r>
       <w:r>
@@ -6082,274 +6131,274 @@
       <w:pPr>
         <w:pStyle w:val="Heading1"/>
       </w:pPr>
-      <w:bookmarkStart w:id="76" w:name="array-convention"/>
-      <w:bookmarkStart w:id="77" w:name="_Toc227919777"/>
-      <w:bookmarkEnd w:id="74"/>
+      <w:bookmarkStart w:id="76" w:name="_Toc227919777"/>
+      <w:bookmarkStart w:id="77" w:name="array-convention"/>
+      <w:bookmarkEnd w:id="75"/>
       <w:r>
         <w:t>Array Convention</w:t>
       </w:r>
+      <w:bookmarkEnd w:id="76"/>
+    </w:p>
+    <w:p>
+      <w:pPr>
+        <w:pStyle w:val="FirstParagraph"/>
+      </w:pPr>
+      <w:r>
+        <w:t xml:space="preserve">Unlike other CDIF profiles, the Codelist profile does </w:t>
+      </w:r>
+      <w:r>
+        <w:rPr>
+          <w:b/>
+          <w:bCs/>
+        </w:rPr>
+        <w:t>not</w:t>
+      </w:r>
+      <w:r>
+        <w:t xml:space="preserve"> require repeatable properties to always be serialized as arrays. This recognizes standard SKOS practice that allows either a single string or an array for literal values. For example, both of these are valid:</w:t>
+      </w:r>
+    </w:p>
+    <w:p>
+      <w:pPr>
+        <w:pStyle w:val="SourceCode"/>
+      </w:pPr>
+      <w:r>
+        <w:rPr>
+          <w:rStyle w:val="ErrorTok"/>
+        </w:rPr>
+        <w:t>"skos:prefLabel":</w:t>
+      </w:r>
+      <w:r>
+        <w:rPr>
+          <w:rStyle w:val="NormalTok"/>
+        </w:rPr>
+        <w:t xml:space="preserve"> </w:t>
+      </w:r>
+      <w:r>
+        <w:rPr>
+          <w:rStyle w:val="ErrorTok"/>
+        </w:rPr>
+        <w:t>"Material"</w:t>
+      </w:r>
+    </w:p>
+    <w:p>
+      <w:pPr>
+        <w:pStyle w:val="SourceCode"/>
+      </w:pPr>
+      <w:r>
+        <w:rPr>
+          <w:rStyle w:val="ErrorTok"/>
+        </w:rPr>
+        <w:t>"skos:prefLabel":</w:t>
+      </w:r>
+      <w:r>
+        <w:rPr>
+          <w:rStyle w:val="NormalTok"/>
+        </w:rPr>
+        <w:t xml:space="preserve"> </w:t>
+      </w:r>
+      <w:r>
+        <w:rPr>
+          <w:rStyle w:val="OtherTok"/>
+        </w:rPr>
+        <w:t>[</w:t>
+      </w:r>
+      <w:r>
+        <w:br/>
+      </w:r>
+      <w:r>
+        <w:rPr>
+          <w:rStyle w:val="NormalTok"/>
+        </w:rPr>
+        <w:t xml:space="preserve">  </w:t>
+      </w:r>
+      <w:r>
+        <w:rPr>
+          <w:rStyle w:val="FunctionTok"/>
+        </w:rPr>
+        <w:t>{</w:t>
+      </w:r>
+      <w:r>
+        <w:rPr>
+          <w:rStyle w:val="DataTypeTok"/>
+        </w:rPr>
+        <w:t>"@value"</w:t>
+      </w:r>
+      <w:r>
+        <w:rPr>
+          <w:rStyle w:val="FunctionTok"/>
+        </w:rPr>
+        <w:t>:</w:t>
+      </w:r>
+      <w:r>
+        <w:rPr>
+          <w:rStyle w:val="NormalTok"/>
+        </w:rPr>
+        <w:t xml:space="preserve"> </w:t>
+      </w:r>
+      <w:r>
+        <w:rPr>
+          <w:rStyle w:val="StringTok"/>
+        </w:rPr>
+        <w:t>"Material"</w:t>
+      </w:r>
+      <w:r>
+        <w:rPr>
+          <w:rStyle w:val="FunctionTok"/>
+        </w:rPr>
+        <w:t>,</w:t>
+      </w:r>
+      <w:r>
+        <w:rPr>
+          <w:rStyle w:val="NormalTok"/>
+        </w:rPr>
+        <w:t xml:space="preserve"> </w:t>
+      </w:r>
+      <w:r>
+        <w:rPr>
+          <w:rStyle w:val="DataTypeTok"/>
+        </w:rPr>
+        <w:t>"@language"</w:t>
+      </w:r>
+      <w:r>
+        <w:rPr>
+          <w:rStyle w:val="FunctionTok"/>
+        </w:rPr>
+        <w:t>:</w:t>
+      </w:r>
+      <w:r>
+        <w:rPr>
+          <w:rStyle w:val="NormalTok"/>
+        </w:rPr>
+        <w:t xml:space="preserve"> </w:t>
+      </w:r>
+      <w:r>
+        <w:rPr>
+          <w:rStyle w:val="StringTok"/>
+        </w:rPr>
+        <w:t>"en"</w:t>
+      </w:r>
+      <w:r>
+        <w:rPr>
+          <w:rStyle w:val="FunctionTok"/>
+        </w:rPr>
+        <w:t>}</w:t>
+      </w:r>
+      <w:r>
+        <w:rPr>
+          <w:rStyle w:val="OtherTok"/>
+        </w:rPr>
+        <w:t>,</w:t>
+      </w:r>
+      <w:r>
+        <w:br/>
+      </w:r>
+      <w:r>
+        <w:rPr>
+          <w:rStyle w:val="NormalTok"/>
+        </w:rPr>
+        <w:t xml:space="preserve">  </w:t>
+      </w:r>
+      <w:r>
+        <w:rPr>
+          <w:rStyle w:val="FunctionTok"/>
+        </w:rPr>
+        <w:t>{</w:t>
+      </w:r>
+      <w:r>
+        <w:rPr>
+          <w:rStyle w:val="DataTypeTok"/>
+        </w:rPr>
+        <w:t>"@value"</w:t>
+      </w:r>
+      <w:r>
+        <w:rPr>
+          <w:rStyle w:val="FunctionTok"/>
+        </w:rPr>
+        <w:t>:</w:t>
+      </w:r>
+      <w:r>
+        <w:rPr>
+          <w:rStyle w:val="NormalTok"/>
+        </w:rPr>
+        <w:t xml:space="preserve"> </w:t>
+      </w:r>
+      <w:r>
+        <w:rPr>
+          <w:rStyle w:val="StringTok"/>
+        </w:rPr>
+        <w:t>"Matériau"</w:t>
+      </w:r>
+      <w:r>
+        <w:rPr>
+          <w:rStyle w:val="FunctionTok"/>
+        </w:rPr>
+        <w:t>,</w:t>
+      </w:r>
+      <w:r>
+        <w:rPr>
+          <w:rStyle w:val="NormalTok"/>
+        </w:rPr>
+        <w:t xml:space="preserve"> </w:t>
+      </w:r>
+      <w:r>
+        <w:rPr>
+          <w:rStyle w:val="DataTypeTok"/>
+        </w:rPr>
+        <w:t>"@language"</w:t>
+      </w:r>
+      <w:r>
+        <w:rPr>
+          <w:rStyle w:val="FunctionTok"/>
+        </w:rPr>
+        <w:t>:</w:t>
+      </w:r>
+      <w:r>
+        <w:rPr>
+          <w:rStyle w:val="NormalTok"/>
+        </w:rPr>
+        <w:t xml:space="preserve"> </w:t>
+      </w:r>
+      <w:r>
+        <w:rPr>
+          <w:rStyle w:val="StringTok"/>
+        </w:rPr>
+        <w:t>"fr"</w:t>
+      </w:r>
+      <w:r>
+        <w:rPr>
+          <w:rStyle w:val="FunctionTok"/>
+        </w:rPr>
+        <w:t>}</w:t>
+      </w:r>
+      <w:r>
+        <w:br/>
+      </w:r>
+      <w:r>
+        <w:rPr>
+          <w:rStyle w:val="OtherTok"/>
+        </w:rPr>
+        <w:t>]</w:t>
+      </w:r>
+    </w:p>
+    <w:p>
+      <w:pPr>
+        <w:pStyle w:val="FirstParagraph"/>
+      </w:pPr>
+      <w:r>
+        <w:t>Consumers of CDIF codelist documents should test whether a value is a string or an array before iterating.</w:t>
+      </w:r>
+    </w:p>
+    <w:p>
+      <w:pPr>
+        <w:pStyle w:val="Heading1"/>
+      </w:pPr>
+      <w:bookmarkStart w:id="78" w:name="_Toc227919778"/>
+      <w:bookmarkStart w:id="79" w:name="validation"/>
       <w:bookmarkEnd w:id="77"/>
-    </w:p>
-    <w:p>
-      <w:pPr>
-        <w:pStyle w:val="FirstParagraph"/>
-      </w:pPr>
-      <w:r>
-        <w:t xml:space="preserve">Unlike other CDIF profiles, the Codelist profile does </w:t>
-      </w:r>
-      <w:r>
-        <w:rPr>
-          <w:b/>
-          <w:bCs/>
-        </w:rPr>
-        <w:t>not</w:t>
-      </w:r>
-      <w:r>
-        <w:t xml:space="preserve"> require repeatable properties to always be serialized as arrays. This recognizes standard SKOS practice that allows either a single string or an array for literal values. For example, both of these are valid:</w:t>
-      </w:r>
-    </w:p>
-    <w:p>
-      <w:pPr>
-        <w:pStyle w:val="SourceCode"/>
-      </w:pPr>
-      <w:r>
-        <w:rPr>
-          <w:rStyle w:val="ErrorTok"/>
-        </w:rPr>
-        <w:t>"skos:prefLabel":</w:t>
-      </w:r>
-      <w:r>
-        <w:rPr>
-          <w:rStyle w:val="NormalTok"/>
-        </w:rPr>
-        <w:t xml:space="preserve"> </w:t>
-      </w:r>
-      <w:r>
-        <w:rPr>
-          <w:rStyle w:val="ErrorTok"/>
-        </w:rPr>
-        <w:t>"Material"</w:t>
-      </w:r>
-    </w:p>
-    <w:p>
-      <w:pPr>
-        <w:pStyle w:val="SourceCode"/>
-      </w:pPr>
-      <w:r>
-        <w:rPr>
-          <w:rStyle w:val="ErrorTok"/>
-        </w:rPr>
-        <w:t>"skos:prefLabel":</w:t>
-      </w:r>
-      <w:r>
-        <w:rPr>
-          <w:rStyle w:val="NormalTok"/>
-        </w:rPr>
-        <w:t xml:space="preserve"> </w:t>
-      </w:r>
-      <w:r>
-        <w:rPr>
-          <w:rStyle w:val="OtherTok"/>
-        </w:rPr>
-        <w:t>[</w:t>
-      </w:r>
-      <w:r>
-        <w:br/>
-      </w:r>
-      <w:r>
-        <w:rPr>
-          <w:rStyle w:val="NormalTok"/>
-        </w:rPr>
-        <w:t xml:space="preserve">  </w:t>
-      </w:r>
-      <w:r>
-        <w:rPr>
-          <w:rStyle w:val="FunctionTok"/>
-        </w:rPr>
-        <w:t>{</w:t>
-      </w:r>
-      <w:r>
-        <w:rPr>
-          <w:rStyle w:val="DataTypeTok"/>
-        </w:rPr>
-        <w:t>"@value"</w:t>
-      </w:r>
-      <w:r>
-        <w:rPr>
-          <w:rStyle w:val="FunctionTok"/>
-        </w:rPr>
-        <w:t>:</w:t>
-      </w:r>
-      <w:r>
-        <w:rPr>
-          <w:rStyle w:val="NormalTok"/>
-        </w:rPr>
-        <w:t xml:space="preserve"> </w:t>
-      </w:r>
-      <w:r>
-        <w:rPr>
-          <w:rStyle w:val="StringTok"/>
-        </w:rPr>
-        <w:t>"Material"</w:t>
-      </w:r>
-      <w:r>
-        <w:rPr>
-          <w:rStyle w:val="FunctionTok"/>
-        </w:rPr>
-        <w:t>,</w:t>
-      </w:r>
-      <w:r>
-        <w:rPr>
-          <w:rStyle w:val="NormalTok"/>
-        </w:rPr>
-        <w:t xml:space="preserve"> </w:t>
-      </w:r>
-      <w:r>
-        <w:rPr>
-          <w:rStyle w:val="DataTypeTok"/>
-        </w:rPr>
-        <w:t>"@language"</w:t>
-      </w:r>
-      <w:r>
-        <w:rPr>
-          <w:rStyle w:val="FunctionTok"/>
-        </w:rPr>
-        <w:t>:</w:t>
-      </w:r>
-      <w:r>
-        <w:rPr>
-          <w:rStyle w:val="NormalTok"/>
-        </w:rPr>
-        <w:t xml:space="preserve"> </w:t>
-      </w:r>
-      <w:r>
-        <w:rPr>
-          <w:rStyle w:val="StringTok"/>
-        </w:rPr>
-        <w:t>"en"</w:t>
-      </w:r>
-      <w:r>
-        <w:rPr>
-          <w:rStyle w:val="FunctionTok"/>
-        </w:rPr>
-        <w:t>}</w:t>
-      </w:r>
-      <w:r>
-        <w:rPr>
-          <w:rStyle w:val="OtherTok"/>
-        </w:rPr>
-        <w:t>,</w:t>
-      </w:r>
-      <w:r>
-        <w:br/>
-      </w:r>
-      <w:r>
-        <w:rPr>
-          <w:rStyle w:val="NormalTok"/>
-        </w:rPr>
-        <w:t xml:space="preserve">  </w:t>
-      </w:r>
-      <w:r>
-        <w:rPr>
-          <w:rStyle w:val="FunctionTok"/>
-        </w:rPr>
-        <w:t>{</w:t>
-      </w:r>
-      <w:r>
-        <w:rPr>
-          <w:rStyle w:val="DataTypeTok"/>
-        </w:rPr>
-        <w:t>"@value"</w:t>
-      </w:r>
-      <w:r>
-        <w:rPr>
-          <w:rStyle w:val="FunctionTok"/>
-        </w:rPr>
-        <w:t>:</w:t>
-      </w:r>
-      <w:r>
-        <w:rPr>
-          <w:rStyle w:val="NormalTok"/>
-        </w:rPr>
-        <w:t xml:space="preserve"> </w:t>
-      </w:r>
-      <w:r>
-        <w:rPr>
-          <w:rStyle w:val="StringTok"/>
-        </w:rPr>
-        <w:t>"Matériau"</w:t>
-      </w:r>
-      <w:r>
-        <w:rPr>
-          <w:rStyle w:val="FunctionTok"/>
-        </w:rPr>
-        <w:t>,</w:t>
-      </w:r>
-      <w:r>
-        <w:rPr>
-          <w:rStyle w:val="NormalTok"/>
-        </w:rPr>
-        <w:t xml:space="preserve"> </w:t>
-      </w:r>
-      <w:r>
-        <w:rPr>
-          <w:rStyle w:val="DataTypeTok"/>
-        </w:rPr>
-        <w:t>"@language"</w:t>
-      </w:r>
-      <w:r>
-        <w:rPr>
-          <w:rStyle w:val="FunctionTok"/>
-        </w:rPr>
-        <w:t>:</w:t>
-      </w:r>
-      <w:r>
-        <w:rPr>
-          <w:rStyle w:val="NormalTok"/>
-        </w:rPr>
-        <w:t xml:space="preserve"> </w:t>
-      </w:r>
-      <w:r>
-        <w:rPr>
-          <w:rStyle w:val="StringTok"/>
-        </w:rPr>
-        <w:t>"fr"</w:t>
-      </w:r>
-      <w:r>
-        <w:rPr>
-          <w:rStyle w:val="FunctionTok"/>
-        </w:rPr>
-        <w:t>}</w:t>
-      </w:r>
-      <w:r>
-        <w:br/>
-      </w:r>
-      <w:r>
-        <w:rPr>
-          <w:rStyle w:val="OtherTok"/>
-        </w:rPr>
-        <w:t>]</w:t>
-      </w:r>
-    </w:p>
-    <w:p>
-      <w:pPr>
-        <w:pStyle w:val="FirstParagraph"/>
-      </w:pPr>
-      <w:r>
-        <w:t>Consumers of CDIF codelist documents should test whether a value is a string or an array before iterating.</w:t>
-      </w:r>
-    </w:p>
-    <w:p>
-      <w:pPr>
-        <w:pStyle w:val="Heading1"/>
-      </w:pPr>
-      <w:bookmarkStart w:id="78" w:name="validation"/>
-      <w:bookmarkStart w:id="79" w:name="_Toc227919778"/>
-      <w:bookmarkEnd w:id="76"/>
       <w:r>
         <w:t>Validation</w:t>
       </w:r>
-      <w:bookmarkEnd w:id="79"/>
+      <w:bookmarkEnd w:id="78"/>
     </w:p>
     <w:p>
       <w:pPr>
@@ -6412,7 +6461,11 @@
         <w:t>schema:dateModified</w:t>
       </w:r>
       <w:r>
-        <w:t>, license/access), concept requirements (</w:t>
+        <w:t xml:space="preserve">, license/access), </w:t>
+      </w:r>
+      <w:r>
+        <w:lastRenderedPageBreak/>
+        <w:t>concept requirements (</w:t>
       </w:r>
       <w:r>
         <w:rPr>
@@ -6464,7 +6517,6 @@
           <w:b/>
           <w:bCs/>
         </w:rPr>
-        <w:lastRenderedPageBreak/>
         <w:t>SHACL</w:t>
       </w:r>
       <w:r>
@@ -6533,7 +6585,7 @@
       <w:r>
         <w:t xml:space="preserve"> SPARQL-targeted rule</w:t>
       </w:r>
-      <w:bookmarkEnd w:id="78"/>
+      <w:bookmarkEnd w:id="79"/>
     </w:p>
     <w:sectPr>
       <w:pgSz w:w="12240" w:h="15840"/>
